--- a/documents/Nithin_X25125338/report.docx
+++ b/documents/Nithin_X25125338/report.docx
@@ -614,7 +614,7 @@
       <w:r>
         <w:drawing>
           <wp:inline distT="0" distB="0" distL="0" distR="0">
-            <wp:extent cx="5943600" cy="3891280"/>
+            <wp:extent cx="3840480" cy="5321846"/>
             <wp:effectExtent l="0" t="0" r="0" b="0"/>
             <wp:docPr id="1" name="Picture 1"/>
             <wp:cNvGraphicFramePr>
@@ -636,7 +636,7 @@
                   <pic:spPr>
                     <a:xfrm>
                       <a:off x="0" y="0"/>
-                      <a:ext cx="5943600" cy="3891280"/>
+                      <a:ext cx="3840480" cy="5321846"/>
                     </a:xfrm>
                     <a:prstGeom prst="rect">
                       <a:avLst/>

--- a/documents/Nithin_X25125338/report.docx
+++ b/documents/Nithin_X25125338/report.docx
@@ -838,7 +838,7 @@
         <w:pStyle w:val="BodyText"/>
       </w:pPr>
       <w:r>
-        <w:t xml:space="preserve">Both defects were fixed and re-verified against the live deployment: the credential fix was confirmed via a genuine DynamoDB write and SQS receive succeeding end to end after redeployment, and the pagination fix was confirmed by a real items_in_table count returned correctly against the deployed table, rather than trusted from the unit test suite alone.</w:t>
+        <w:t xml:space="preserve">Both defects were fixed and re-verified against the live deployment: the credential fix was confirmed via a genuine DynamoDB write and SQS receive succeeding end to end after redeployment, and the pagination fix was confirmed by a real items_in_table count returned correctly against the deployed table, rather than trusted from the unit test suite alone. The source code, including the fixes described above, is available at https://github.com/valletivarish/FEC_version_2, under projects/15-data-center-environmental-monitoring, together with a readme.txt documenting installation, configuration, and the deployment history described in this section.</w:t>
       </w:r>
     </w:p>
     <w:p>
